--- a/WD/WORD FILES/D26DCE173-Practical-9.docx
+++ b/WD/WORD FILES/D26DCE173-Practical-9.docx
@@ -2747,24 +2747,7 @@
         <w:ind w:right="357"/>
       </w:pPr>
       <w:r>
-        <w:rPr>
-          <w:color w:val="333333"/>
-        </w:rPr>
-        <w:t>Confirmation page after successful student registration displaying "Student Account Created Successfully!" with the generated unique Student ID (STU-032), roll number (26CE226), full name (Roshan), academic email (</w:t>
-      </w:r>
-      <w:hyperlink r:id="rId7">
-        <w:r>
-          <w:rPr>
-            <w:color w:val="333333"/>
-          </w:rPr>
-          <w:t>roshan11@gmail.com</w:t>
-        </w:r>
-      </w:hyperlink>
-      <w:r>
-        <w:rPr>
-          <w:color w:val="333333"/>
-        </w:rPr>
-        <w:t>), and department (Computer Engineering, Sem 1). The page confirms secure storage using PHP PDO prepared statements with parameterized binding and bcrypt password hashing.</w:t>
+        <w:t>Confirmation page after successful student registration displaying "Student Account Created Successfully!" with the generated unique Student ID (D26DCE173), roll number (D26DCE173), full name (Smit Popat), academic email (smit.popat@charusat.edu.in), and department (Computer Engineering, Sem 1). The page confirms secure storage using PHP PDO prepared statements with parameterized binding and bcrypt password hashing.</w:t>
       </w:r>
     </w:p>
     <w:p>
@@ -2997,23 +2980,7 @@
         <w:ind w:right="351"/>
       </w:pPr>
       <w:r>
-        <w:rPr>
-          <w:color w:val="333333"/>
-        </w:rPr>
-        <w:t>phpMyAdmin browsing view of the students table showing registered student records with bcrypt-hashed passwords (starting with $2y$10$...) confirming that passwords are never stored in plaintext. Records</w:t>
-      </w:r>
-      <w:r>
-        <w:rPr>
-          <w:color w:val="333333"/>
-          <w:spacing w:val="40"/>
-        </w:rPr>
-        <w:t> </w:t>
-      </w:r>
-      <w:r>
-        <w:rPr>
-          <w:color w:val="333333"/>
-        </w:rPr>
-        <w:t>display auto-incremented student_id, unique student_code (STU-031, STU-032, STU-033), first_name, last_name, email, hashed password, roll_number, department, semester, phone, role (student), and timestamp fields.</w:t>
+        <w:t>phpMyAdmin browsing view of the students table showing registered student records with bcrypt-hashed passwords (starting with $2y$10$...) confirming that passwords are never stored in plaintext. Records display auto-incremented student_id, unique student_code (STU-031, D26DCE173, D26DCE173), first_name, last_name, email, hashed password, roll_number, department, semester, phone, role (student), and timestamp fields.</w:t>
       </w:r>
     </w:p>
     <w:p>
@@ -4784,63 +4751,8 @@
         <w:spacing w:before="215"/>
       </w:pPr>
       <w:r>
-        <w:rPr>
-          <w:color w:val="333333"/>
-          <w:spacing w:val="-2"/>
-        </w:rPr>
-        <w:t>GitHub</w:t>
-      </w:r>
-      <w:r>
-        <w:rPr>
-          <w:color w:val="333333"/>
-          <w:spacing w:val="16"/>
-        </w:rPr>
-        <w:t> </w:t>
-      </w:r>
-      <w:r>
-        <w:rPr>
-          <w:color w:val="333333"/>
-          <w:spacing w:val="-2"/>
-        </w:rPr>
-        <w:t>Repository</w:t>
-      </w:r>
-      <w:r>
-        <w:rPr>
-          <w:color w:val="333333"/>
-          <w:spacing w:val="14"/>
-        </w:rPr>
-        <w:t> </w:t>
-      </w:r>
-      <w:r>
-        <w:rPr>
-          <w:color w:val="333333"/>
-          <w:spacing w:val="-2"/>
-        </w:rPr>
-        <w:t>URL:</w:t>
-      </w:r>
-      <w:r>
-        <w:rPr>
-          <w:color w:val="333333"/>
-          <w:spacing w:val="17"/>
-        </w:rPr>
-        <w:t> </w:t>
-      </w:r>
-      <w:hyperlink r:id="rId12">
-        <w:r>
-          <w:rPr>
-            <w:color w:val="333333"/>
-            <w:spacing w:val="-2"/>
-          </w:rPr>
-          <w:t>https://github.com/ombhoi/Student-</w:t>
-        </w:r>
-        <w:r>
-          <w:rPr>
-            <w:color w:val="333333"/>
-            <w:spacing w:val="-5"/>
-          </w:rPr>
-          <w:t>Hub</w:t>
-        </w:r>
-      </w:hyperlink>
+        <w:t>GitHub Repository URL: https://github.com/smit-2406/studenthub-website</w:t>
+      </w:r>
     </w:p>
     <w:p>
       <w:pPr>

--- a/WD/WORD FILES/D26DCE173-Practical-9.docx
+++ b/WD/WORD FILES/D26DCE173-Practical-9.docx
@@ -4909,7 +4909,7 @@
                               <w:spacing w:val="-2"/>
                               <w:sz w:val="21"/>
                             </w:rPr>
-                            <w:t>ID-NO:-D26DCE152</w:t>
+                            <w:t>ID-NO:-D26DCE173</w:t>
                           </w:r>
                         </w:p>
                       </w:txbxContent>
@@ -4949,7 +4949,7 @@
                         <w:spacing w:val="-2"/>
                         <w:sz w:val="21"/>
                       </w:rPr>
-                      <w:t>ID-NO:-D26DCE152</w:t>
+                      <w:t>ID-NO:-D26DCE173</w:t>
                     </w:r>
                   </w:p>
                 </w:txbxContent>
